--- a/Task 3/Task3a_Observation2_LL-000020922_Krzysztoszek_Z.docx
+++ b/Task 3/Task3a_Observation2_LL-000020922_Krzysztoszek_Z.docx
@@ -5,7 +5,9 @@
     <w:sdt>
       <w:sdtPr>
         <w:rPr>
+          <w:rFonts w:eastAsiaTheme="minorHAnsi"/>
           <w:color w:val="4472C4" w:themeColor="accent1"/>
+          <w:lang w:eastAsia="en-US"/>
         </w:rPr>
         <w:id w:val="-789982857"/>
         <w:docPartObj>
@@ -15,13 +17,11 @@
       </w:sdtPr>
       <w:sdtEndPr>
         <w:rPr>
-          <w:rFonts w:eastAsiaTheme="minorHAnsi"/>
           <w:b/>
           <w:bCs/>
           <w:color w:val="auto"/>
           <w:sz w:val="40"/>
           <w:szCs w:val="40"/>
-          <w:lang w:eastAsia="en-US"/>
         </w:rPr>
       </w:sdtEndPr>
       <w:sdtContent>
@@ -164,6 +164,7 @@
             <w:dataBinding w:prefixMappings="xmlns:ns0='http://purl.org/dc/elements/1.1/' xmlns:ns1='http://schemas.openxmlformats.org/package/2006/metadata/core-properties' " w:xpath="/ns1:coreProperties[1]/ns0:subject[1]" w:storeItemID="{6C3C8BC8-F283-45AE-878A-BAB7291924A1}"/>
             <w:text/>
           </w:sdtPr>
+          <w:sdtEndPr/>
           <w:sdtContent>
             <w:p>
               <w:pPr>
@@ -181,7 +182,7 @@
                   <w:sz w:val="28"/>
                   <w:szCs w:val="28"/>
                 </w:rPr>
-                <w:t>Nathan Share</w:t>
+                <w:t>Observation 2</w:t>
               </w:r>
             </w:p>
           </w:sdtContent>
@@ -2869,8 +2870,10 @@
   </w:compat>
   <w:rsids>
     <w:rsidRoot w:val="007307BE"/>
+    <w:rsid w:val="00194CEA"/>
     <w:rsid w:val="002B30C7"/>
     <w:rsid w:val="007307BE"/>
+    <w:rsid w:val="00E23B96"/>
   </w:rsids>
   <m:mathPr>
     <m:mathFont m:val="Cambria Math"/>
